--- a/3-能力管理/运行记录类文件/HXDL-ITSS-0303-运维服务能力管理计划.docx
+++ b/3-能力管理/运行记录类文件/HXDL-ITSS-0303-运维服务能力管理计划.docx
@@ -684,8 +684,8 @@
           <w:szCs w:val="30"/>
         </w:rPr>
       </w:pPr>
-      <w:bookmarkStart w:id="5" w:name="_Toc5372"/>
-      <w:bookmarkStart w:id="6" w:name="_Toc20465"/>
+      <w:bookmarkStart w:id="5" w:name="_Toc20465"/>
+      <w:bookmarkStart w:id="6" w:name="_Toc5372"/>
       <w:r>
         <w:rPr>
           <w:rFonts w:ascii="宋体" w:hAnsi="宋体" w:eastAsia="宋体" w:cs="宋体"/>
@@ -6600,7 +6600,7 @@
                 <w:sz w:val="22"/>
                 <w:lang w:val="en-US" w:eastAsia="zh-CN"/>
               </w:rPr>
-              <w:t>电缆应急抢修运维工程师</w:t>
+              <w:t>基础环境运维工程师</w:t>
             </w:r>
           </w:p>
         </w:tc>
@@ -6680,7 +6680,7 @@
               <w:snapToGrid w:val="0"/>
               <w:spacing w:before="120" w:after="120" w:line="240" w:lineRule="auto"/>
               <w:ind w:left="0" w:leftChars="0" w:right="0" w:rightChars="0" w:firstLine="0" w:firstLineChars="0"/>
-              <w:jc w:val="right"/>
+              <w:jc w:val="left"/>
               <w:textAlignment w:val="baseline"/>
               <w:rPr>
                 <w:rFonts w:ascii="Arial" w:eastAsia="等线"/>
@@ -6783,17 +6783,7 @@
                 <w:sz w:val="22"/>
                 <w:lang w:val="en-US" w:eastAsia="zh-CN"/>
               </w:rPr>
-              <w:t>20</w:t>
-            </w:r>
-            <w:bookmarkStart w:id="55" w:name="_GoBack"/>
-            <w:bookmarkEnd w:id="55"/>
-            <w:r>
-              <w:rPr>
-                <w:rFonts w:hint="eastAsia" w:ascii="Arial" w:eastAsia="等线" w:cs="Arial"/>
-                <w:sz w:val="22"/>
-                <w:lang w:val="en-US" w:eastAsia="zh-CN"/>
-              </w:rPr>
-              <w:t>25年7月</w:t>
+              <w:t>2025年7月</w:t>
             </w:r>
           </w:p>
         </w:tc>
@@ -6938,18 +6928,11 @@
             </w:pPr>
             <w:r>
               <w:rPr>
-                <w:rFonts w:hint="eastAsia" w:ascii="Arial" w:eastAsia="等线" w:cs="Arial"/>
+                <w:rFonts w:hint="eastAsia" w:eastAsia="等线" w:cs="Arial"/>
                 <w:sz w:val="22"/>
                 <w:lang w:val="en-US" w:eastAsia="zh-CN"/>
               </w:rPr>
-              <w:t>会议电视</w:t>
-            </w:r>
-            <w:r>
-              <w:rPr>
-                <w:rFonts w:ascii="Arial" w:hAnsi="Arial" w:eastAsia="等线" w:cs="Arial"/>
-                <w:sz w:val="22"/>
-              </w:rPr>
-              <w:t>运维工程师</w:t>
+              <w:t>硬件运维工程师</w:t>
             </w:r>
           </w:p>
         </w:tc>
@@ -8423,24 +8406,6 @@
         <w:adjustRightInd w:val="0"/>
         <w:snapToGrid w:val="0"/>
         <w:textAlignment w:val="baseline"/>
-      </w:pPr>
-    </w:p>
-    <w:p>
-      <w:pPr>
-        <w:pStyle w:val="29"/>
-        <w:keepNext w:val="0"/>
-        <w:keepLines w:val="0"/>
-        <w:pageBreakBefore w:val="0"/>
-        <w:widowControl w:val="0"/>
-        <w:kinsoku w:val="0"/>
-        <w:wordWrap/>
-        <w:overflowPunct/>
-        <w:autoSpaceDE w:val="0"/>
-        <w:autoSpaceDN w:val="0"/>
-        <w:bidi w:val="0"/>
-        <w:adjustRightInd w:val="0"/>
-        <w:snapToGrid w:val="0"/>
-        <w:textAlignment w:val="baseline"/>
         <w:rPr>
           <w:rFonts w:hint="eastAsia"/>
           <w:lang w:val="en-US" w:eastAsia="zh-CN"/>
@@ -8472,14 +8437,7 @@
           <w:rFonts w:hint="eastAsia"/>
           <w:lang w:val="en-US" w:eastAsia="zh-CN"/>
         </w:rPr>
-        <w:t>会议电视运维工程师1人、电缆应急抢修运维工程师</w:t>
-      </w:r>
-      <w:r>
-        <w:rPr>
-          <w:rFonts w:hint="eastAsia"/>
-          <w:lang w:val="en-US" w:eastAsia="zh-CN"/>
-        </w:rPr>
-        <w:t>2人、服务台专员1人及软件研发工程师2人。</w:t>
+        <w:t>基础环境运维工程师2人、硬件运维工程师1人、服务台专员1人及软件研发工程师2人。</w:t>
       </w:r>
     </w:p>
     <w:p>
@@ -9416,26 +9374,26 @@
               <w:bottom w:w="30" w:type="dxa"/>
               <w:right w:w="120" w:type="dxa"/>
             </w:tcMar>
-            <w:vAlign w:val="top"/>
-          </w:tcPr>
-          <w:p>
-            <w:pPr>
-              <w:keepNext w:val="0"/>
-              <w:keepLines w:val="0"/>
-              <w:pageBreakBefore w:val="0"/>
-              <w:widowControl w:val="0"/>
-              <w:kinsoku w:val="0"/>
-              <w:wordWrap/>
-              <w:overflowPunct/>
-              <w:topLinePunct w:val="0"/>
-              <w:autoSpaceDE w:val="0"/>
-              <w:autoSpaceDN w:val="0"/>
-              <w:bidi w:val="0"/>
-              <w:adjustRightInd w:val="0"/>
-              <w:snapToGrid w:val="0"/>
-              <w:spacing w:before="120" w:after="120" w:line="288" w:lineRule="auto"/>
-              <w:ind w:left="0"/>
-              <w:jc w:val="left"/>
+            <w:vAlign w:val="center"/>
+          </w:tcPr>
+          <w:p>
+            <w:pPr>
+              <w:keepNext w:val="0"/>
+              <w:keepLines w:val="0"/>
+              <w:pageBreakBefore w:val="0"/>
+              <w:widowControl w:val="0"/>
+              <w:kinsoku w:val="0"/>
+              <w:wordWrap/>
+              <w:overflowPunct/>
+              <w:topLinePunct w:val="0"/>
+              <w:autoSpaceDE w:val="0"/>
+              <w:autoSpaceDN w:val="0"/>
+              <w:bidi w:val="0"/>
+              <w:adjustRightInd w:val="0"/>
+              <w:snapToGrid w:val="0"/>
+              <w:spacing w:before="120" w:after="120" w:line="240" w:lineRule="auto"/>
+              <w:ind w:left="0" w:leftChars="0" w:right="0" w:rightChars="0" w:firstLine="0" w:firstLineChars="0"/>
+              <w:jc w:val="center"/>
               <w:textAlignment w:val="baseline"/>
               <w:rPr>
                 <w:rFonts w:hint="default" w:ascii="Arial" w:hAnsi="Arial" w:eastAsia="等线" w:cs="Arial"/>
@@ -9445,11 +9403,11 @@
             </w:pPr>
             <w:r>
               <w:rPr>
-                <w:rFonts w:hint="eastAsia" w:ascii="Arial" w:hAnsi="Arial" w:eastAsia="等线" w:cs="Arial"/>
+                <w:rFonts w:hint="eastAsia" w:ascii="Arial" w:eastAsia="等线" w:cs="Arial"/>
                 <w:sz w:val="22"/>
                 <w:lang w:val="en-US" w:eastAsia="zh-CN"/>
               </w:rPr>
-              <w:t>电缆应急抢修运维工程师</w:t>
+              <w:t>基础环境运维工程师</w:t>
             </w:r>
           </w:p>
         </w:tc>
@@ -9755,26 +9713,26 @@
               <w:bottom w:w="30" w:type="dxa"/>
               <w:right w:w="120" w:type="dxa"/>
             </w:tcMar>
-            <w:vAlign w:val="top"/>
-          </w:tcPr>
-          <w:p>
-            <w:pPr>
-              <w:keepNext w:val="0"/>
-              <w:keepLines w:val="0"/>
-              <w:pageBreakBefore w:val="0"/>
-              <w:widowControl w:val="0"/>
-              <w:kinsoku w:val="0"/>
-              <w:wordWrap/>
-              <w:overflowPunct/>
-              <w:topLinePunct w:val="0"/>
-              <w:autoSpaceDE w:val="0"/>
-              <w:autoSpaceDN w:val="0"/>
-              <w:bidi w:val="0"/>
-              <w:adjustRightInd w:val="0"/>
-              <w:snapToGrid w:val="0"/>
-              <w:spacing w:before="120" w:after="120" w:line="288" w:lineRule="auto"/>
-              <w:ind w:left="0"/>
-              <w:jc w:val="left"/>
+            <w:vAlign w:val="center"/>
+          </w:tcPr>
+          <w:p>
+            <w:pPr>
+              <w:keepNext w:val="0"/>
+              <w:keepLines w:val="0"/>
+              <w:pageBreakBefore w:val="0"/>
+              <w:widowControl w:val="0"/>
+              <w:kinsoku w:val="0"/>
+              <w:wordWrap/>
+              <w:overflowPunct/>
+              <w:topLinePunct w:val="0"/>
+              <w:autoSpaceDE w:val="0"/>
+              <w:autoSpaceDN w:val="0"/>
+              <w:bidi w:val="0"/>
+              <w:adjustRightInd w:val="0"/>
+              <w:snapToGrid w:val="0"/>
+              <w:spacing w:before="120" w:after="120" w:line="240" w:lineRule="auto"/>
+              <w:ind w:left="0" w:leftChars="0" w:right="0" w:rightChars="0" w:firstLine="0" w:firstLineChars="0"/>
+              <w:jc w:val="center"/>
               <w:textAlignment w:val="baseline"/>
               <w:rPr>
                 <w:rFonts w:ascii="Arial" w:hAnsi="Arial" w:eastAsia="等线" w:cs="Arial"/>
@@ -9784,10 +9742,15 @@
             </w:pPr>
             <w:r>
               <w:rPr>
-                <w:rFonts w:ascii="Arial" w:hAnsi="Arial" w:eastAsia="等线" w:cs="Arial"/>
-                <w:sz w:val="22"/>
-              </w:rPr>
-              <w:t>电缆在线监测运维工程师</w:t>
+                <w:rFonts w:hint="eastAsia" w:ascii="Arial" w:eastAsia="等线" w:cs="Arial"/>
+                <w:snapToGrid w:val="0"/>
+                <w:color w:val="000000"/>
+                <w:kern w:val="0"/>
+                <w:sz w:val="22"/>
+                <w:szCs w:val="21"/>
+                <w:lang w:val="en-US" w:eastAsia="zh-CN" w:bidi="ar-SA"/>
+              </w:rPr>
+              <w:t>硬件运维工程师</w:t>
             </w:r>
           </w:p>
         </w:tc>
@@ -10875,6 +10838,12 @@
             <w:insideH w:val="single" w:color="auto" w:sz="4" w:space="0"/>
             <w:insideV w:val="single" w:color="auto" w:sz="4" w:space="0"/>
           </w:tblBorders>
+          <w:tblCellMar>
+            <w:top w:w="0" w:type="dxa"/>
+            <w:left w:w="10" w:type="dxa"/>
+            <w:bottom w:w="0" w:type="dxa"/>
+            <w:right w:w="10" w:type="dxa"/>
+          </w:tblCellMar>
         </w:tblPrEx>
         <w:tc>
           <w:tcPr>
@@ -20231,6 +20200,12 @@
             <w:insideH w:val="single" w:color="auto" w:sz="4" w:space="0"/>
             <w:insideV w:val="single" w:color="auto" w:sz="4" w:space="0"/>
           </w:tblBorders>
+          <w:tblCellMar>
+            <w:top w:w="0" w:type="dxa"/>
+            <w:left w:w="10" w:type="dxa"/>
+            <w:bottom w:w="0" w:type="dxa"/>
+            <w:right w:w="10" w:type="dxa"/>
+          </w:tblCellMar>
         </w:tblPrEx>
         <w:tc>
           <w:tcPr>
@@ -22156,7 +22131,7 @@
               <w:snapToGrid w:val="0"/>
               <w:spacing w:before="120" w:after="120" w:line="240" w:lineRule="auto"/>
               <w:ind w:left="0" w:leftChars="0" w:right="0" w:rightChars="0" w:firstLine="0" w:firstLineChars="0"/>
-              <w:jc w:val="center"/>
+              <w:jc w:val="left"/>
               <w:textAlignment w:val="baseline"/>
               <w:rPr>
                 <w:rFonts w:ascii="Arial" w:eastAsia="等线"/>
@@ -22165,10 +22140,11 @@
             </w:pPr>
             <w:r>
               <w:rPr>
-                <w:rFonts w:ascii="Arial" w:hAnsi="Arial" w:eastAsia="等线" w:cs="Arial"/>
-                <w:sz w:val="22"/>
-              </w:rPr>
-              <w:t>应急通信运维工程师</w:t>
+                <w:rFonts w:hint="eastAsia" w:ascii="Arial" w:eastAsia="等线"/>
+                <w:sz w:val="22"/>
+                <w:lang w:val="en-US" w:eastAsia="zh-CN"/>
+              </w:rPr>
+              <w:t>项目经理</w:t>
             </w:r>
           </w:p>
         </w:tc>
@@ -22533,7 +22509,7 @@
               <w:snapToGrid w:val="0"/>
               <w:spacing w:before="120" w:after="120" w:line="240" w:lineRule="auto"/>
               <w:ind w:left="0" w:leftChars="0" w:right="0" w:rightChars="0" w:firstLine="0" w:firstLineChars="0"/>
-              <w:jc w:val="center"/>
+              <w:jc w:val="left"/>
               <w:textAlignment w:val="baseline"/>
               <w:rPr>
                 <w:rFonts w:hint="eastAsia" w:ascii="Arial" w:eastAsia="等线"/>
@@ -22764,10 +22740,11 @@
             </w:pPr>
             <w:r>
               <w:rPr>
-                <w:rFonts w:ascii="Arial" w:hAnsi="Arial" w:eastAsia="等线" w:cs="Arial"/>
-                <w:sz w:val="22"/>
-              </w:rPr>
-              <w:t>应急通信运维工程师</w:t>
+                <w:rFonts w:hint="eastAsia" w:ascii="Arial" w:eastAsia="等线" w:cs="Arial"/>
+                <w:sz w:val="22"/>
+                <w:lang w:val="en-US" w:eastAsia="zh-CN"/>
+              </w:rPr>
+              <w:t>基础环境运维工程师</w:t>
             </w:r>
           </w:p>
         </w:tc>
@@ -22866,10 +22843,11 @@
             </w:pPr>
             <w:r>
               <w:rPr>
-                <w:rFonts w:ascii="Arial" w:hAnsi="Arial" w:eastAsia="等线" w:cs="Arial"/>
-                <w:sz w:val="22"/>
-              </w:rPr>
-              <w:t>应急通信运维工程师</w:t>
+                <w:rFonts w:hint="eastAsia" w:ascii="Arial" w:eastAsia="等线" w:cs="Arial"/>
+                <w:sz w:val="22"/>
+                <w:lang w:val="en-US" w:eastAsia="zh-CN"/>
+              </w:rPr>
+              <w:t>基础环境运维工程师</w:t>
             </w:r>
           </w:p>
         </w:tc>
@@ -22908,7 +22886,7 @@
               <w:snapToGrid w:val="0"/>
               <w:spacing w:before="120" w:after="120" w:line="240" w:lineRule="auto"/>
               <w:ind w:left="0" w:leftChars="0" w:right="0" w:rightChars="0" w:firstLine="0" w:firstLineChars="0"/>
-              <w:jc w:val="center"/>
+              <w:jc w:val="left"/>
               <w:textAlignment w:val="baseline"/>
               <w:rPr>
                 <w:rFonts w:ascii="Arial" w:eastAsia="等线"/>
@@ -22917,10 +22895,11 @@
             </w:pPr>
             <w:r>
               <w:rPr>
-                <w:rFonts w:ascii="Arial" w:hAnsi="Arial" w:eastAsia="等线" w:cs="Arial"/>
-                <w:sz w:val="22"/>
-              </w:rPr>
-              <w:t>传输设备运维工程师</w:t>
+                <w:rFonts w:hint="eastAsia" w:ascii="Arial" w:eastAsia="等线"/>
+                <w:sz w:val="22"/>
+                <w:lang w:val="en-US" w:eastAsia="zh-CN"/>
+              </w:rPr>
+              <w:t>硬件运维工程师</w:t>
             </w:r>
           </w:p>
         </w:tc>
@@ -23274,7 +23253,7 @@
               <w:snapToGrid w:val="0"/>
               <w:spacing w:before="120" w:after="120" w:line="240" w:lineRule="auto"/>
               <w:ind w:left="0" w:leftChars="0" w:right="0" w:rightChars="0" w:firstLine="0" w:firstLineChars="0"/>
-              <w:jc w:val="center"/>
+              <w:jc w:val="left"/>
               <w:textAlignment w:val="baseline"/>
               <w:rPr>
                 <w:rFonts w:ascii="Arial" w:eastAsia="等线"/>
@@ -23283,10 +23262,11 @@
             </w:pPr>
             <w:r>
               <w:rPr>
-                <w:rFonts w:ascii="Arial" w:hAnsi="Arial" w:eastAsia="等线" w:cs="Arial"/>
-                <w:sz w:val="22"/>
-              </w:rPr>
-              <w:t>会议电视运维工程师</w:t>
+                <w:rFonts w:hint="eastAsia" w:ascii="Arial" w:eastAsia="等线"/>
+                <w:sz w:val="22"/>
+                <w:lang w:val="en-US" w:eastAsia="zh-CN"/>
+              </w:rPr>
+              <w:t>硬件运维工程师</w:t>
             </w:r>
           </w:p>
         </w:tc>
@@ -23642,7 +23622,7 @@
               <w:snapToGrid w:val="0"/>
               <w:spacing w:before="120" w:after="120" w:line="240" w:lineRule="auto"/>
               <w:ind w:left="0" w:leftChars="0" w:right="0" w:rightChars="0" w:firstLine="0" w:firstLineChars="0"/>
-              <w:jc w:val="center"/>
+              <w:jc w:val="left"/>
               <w:textAlignment w:val="baseline"/>
               <w:rPr>
                 <w:rFonts w:ascii="Arial" w:eastAsia="等线"/>
@@ -24218,8 +24198,10 @@
           <w:rFonts w:hint="eastAsia"/>
           <w:lang w:val="en-US" w:eastAsia="zh-CN"/>
         </w:rPr>
-        <w:t>计算，每季度进行考核</w:t>
-      </w:r>
+        <w:t>计算，每季度进行考核。</w:t>
+      </w:r>
+      <w:bookmarkStart w:id="55" w:name="_GoBack"/>
+      <w:bookmarkEnd w:id="55"/>
     </w:p>
     <w:p>
       <w:pPr>
@@ -24388,27 +24370,14 @@
         <w:t>1-6月</w:t>
       </w:r>
       <w:r>
-        <w:t>运维服务工作中资源情况，发现我们还存在不少可以优化的地方，比如计划运维需要更详细</w:t>
+        <w:t>运维服务工作中资源情况，发现我们还存在不少可以优化的地方，</w:t>
       </w:r>
       <w:r>
         <w:rPr>
           <w:rFonts w:hint="eastAsia"/>
           <w:lang w:val="en-US" w:eastAsia="zh-CN"/>
         </w:rPr>
-        <w:t>禅道项目管理</w:t>
-      </w:r>
-      <w:r>
-        <w:t>系统需要</w:t>
-      </w:r>
-      <w:r>
-        <w:rPr>
-          <w:rFonts w:hint="eastAsia"/>
-          <w:lang w:val="en-US" w:eastAsia="zh-CN"/>
-        </w:rPr>
-        <w:t>在2025年7月-2026年6月进行</w:t>
-      </w:r>
-      <w:r>
-        <w:t>开发提升等</w:t>
+        <w:t>在后期的运维过程中应该加强对工具的使用来提高运维人员工作效率</w:t>
       </w:r>
       <w:r>
         <w:rPr>
@@ -29355,6 +29324,7 @@
   <w:style w:type="character" w:customStyle="1" w:styleId="43">
     <w:name w:val="柴_标题2 Char"/>
     <w:link w:val="30"/>
+    <w:qFormat/>
     <w:uiPriority w:val="0"/>
     <w:rPr>
       <w:rFonts w:ascii="Arial" w:hAnsi="Arial" w:eastAsia="宋体"/>
